--- a/reports/Lab4.docx
+++ b/reports/Lab4.docx
@@ -345,17 +345,7 @@
                 <w:sz w:val="28"/>
                 <w:szCs w:val="28"/>
               </w:rPr>
-              <w:t>Выполнил</w:t>
-            </w:r>
-            <w:bookmarkStart w:id="12" w:name="_GoBack"/>
-            <w:bookmarkEnd w:id="12"/>
-            <w:r>
-              <w:rPr>
-                <w:rFonts w:hint="default" w:ascii="Times New Roman" w:hAnsi="Times New Roman" w:eastAsia="Times New Roman" w:cs="Times New Roman"/>
-                <w:sz w:val="28"/>
-                <w:szCs w:val="28"/>
-              </w:rPr>
-              <w:t>:</w:t>
+              <w:t>Выполнил:</w:t>
             </w:r>
           </w:p>
         </w:tc>
@@ -3240,11 +3230,12 @@
           <w:szCs w:val="28"/>
         </w:rPr>
       </w:pPr>
+      <w:bookmarkStart w:id="12" w:name="_GoBack"/>
       <w:r>
         <w:drawing>
           <wp:inline distT="0" distB="0" distL="114300" distR="114300">
             <wp:extent cx="5479415" cy="3110230"/>
-            <wp:effectExtent l="0" t="0" r="6985" b="13970"/>
+            <wp:effectExtent l="0" t="0" r="6985" b="1270"/>
             <wp:docPr id="5" name="Изображение 5"/>
             <wp:cNvGraphicFramePr>
               <a:graphicFrameLocks xmlns:a="http://schemas.openxmlformats.org/drawingml/2006/main" noChangeAspect="1"/>
@@ -3283,6 +3274,7 @@
           </wp:inline>
         </w:drawing>
       </w:r>
+      <w:bookmarkEnd w:id="12"/>
       <w:r>
         <w:rPr>
           <w:rFonts w:hint="default" w:ascii="Times New Roman" w:hAnsi="Times New Roman" w:cs="Times New Roman"/>
@@ -3512,9 +3504,9 @@
       <w:r>
         <w:drawing>
           <wp:inline distT="0" distB="0" distL="114300" distR="114300">
-            <wp:extent cx="5486400" cy="1751965"/>
-            <wp:effectExtent l="0" t="0" r="0" b="635"/>
-            <wp:docPr id="6" name="Изображение 6"/>
+            <wp:extent cx="5486400" cy="2717800"/>
+            <wp:effectExtent l="0" t="0" r="0" b="0"/>
+            <wp:docPr id="6" name="Изображение 1"/>
             <wp:cNvGraphicFramePr>
               <a:graphicFrameLocks xmlns:a="http://schemas.openxmlformats.org/drawingml/2006/main" noChangeAspect="1"/>
             </wp:cNvGraphicFramePr>
@@ -3522,7 +3514,7 @@
               <a:graphicData uri="http://schemas.openxmlformats.org/drawingml/2006/picture">
                 <pic:pic xmlns:pic="http://schemas.openxmlformats.org/drawingml/2006/picture">
                   <pic:nvPicPr>
-                    <pic:cNvPr id="6" name="Изображение 6"/>
+                    <pic:cNvPr id="6" name="Изображение 1"/>
                     <pic:cNvPicPr>
                       <a:picLocks noChangeAspect="1"/>
                     </pic:cNvPicPr>
@@ -3536,7 +3528,7 @@
                   <pic:spPr>
                     <a:xfrm>
                       <a:off x="0" y="0"/>
-                      <a:ext cx="5486400" cy="1751965"/>
+                      <a:ext cx="5486400" cy="2717800"/>
                     </a:xfrm>
                     <a:prstGeom prst="rect">
                       <a:avLst/>
@@ -4305,9 +4297,9 @@
       <w:r>
         <w:drawing>
           <wp:inline distT="0" distB="0" distL="114300" distR="114300">
-            <wp:extent cx="5486400" cy="2583815"/>
-            <wp:effectExtent l="0" t="0" r="0" b="0"/>
-            <wp:docPr id="8" name="Изображение 8"/>
+            <wp:extent cx="5486400" cy="2691765"/>
+            <wp:effectExtent l="0" t="0" r="0" b="635"/>
+            <wp:docPr id="8" name="Изображение 2"/>
             <wp:cNvGraphicFramePr>
               <a:graphicFrameLocks xmlns:a="http://schemas.openxmlformats.org/drawingml/2006/main" noChangeAspect="1"/>
             </wp:cNvGraphicFramePr>
@@ -4315,14 +4307,13 @@
               <a:graphicData uri="http://schemas.openxmlformats.org/drawingml/2006/picture">
                 <pic:pic xmlns:pic="http://schemas.openxmlformats.org/drawingml/2006/picture">
                   <pic:nvPicPr>
-                    <pic:cNvPr id="8" name="Изображение 8"/>
+                    <pic:cNvPr id="8" name="Изображение 2"/>
                     <pic:cNvPicPr>
                       <a:picLocks noChangeAspect="1"/>
                     </pic:cNvPicPr>
                   </pic:nvPicPr>
                   <pic:blipFill>
                     <a:blip r:embed="rId13"/>
-                    <a:srcRect t="7099" b="9177"/>
                     <a:stretch>
                       <a:fillRect/>
                     </a:stretch>
@@ -4330,7 +4321,7 @@
                   <pic:spPr>
                     <a:xfrm>
                       <a:off x="0" y="0"/>
-                      <a:ext cx="5486400" cy="2583815"/>
+                      <a:ext cx="5486400" cy="2691765"/>
                     </a:xfrm>
                     <a:prstGeom prst="rect">
                       <a:avLst/>
